--- a/docx/solutions-ws4.docx
+++ b/docx/solutions-ws4.docx
@@ -325,6 +325,15 @@
         <w:tblStyle w:val="Table"/>
         <w:tblW w:type="auto" w:w="0"/>
         <w:tblLook w:firstRow="1" w:lastRow="0" w:firstColumn="0" w:lastColumn="0" w:noHBand="0" w:noVBand="0" w:val="0020"/>
+        <w:jc w:val="center"/>
+        <w:tblBorders>
+          <w:top w:val="single" w:sz="4" w:color="C9D3DE"/>
+          <w:left w:val="single" w:sz="4" w:color="C9D3DE"/>
+          <w:bottom w:val="single" w:sz="4" w:color="C9D3DE"/>
+          <w:right w:val="single" w:sz="4" w:color="C9D3DE"/>
+          <w:insideH w:val="single" w:sz="4" w:color="C9D3DE"/>
+          <w:insideV w:val="single" w:sz="4" w:color="C9D3DE"/>
+        </w:tblBorders>
         <w:bidiVisual/>
       </w:tblPr>
       <w:tblGrid>
@@ -339,14 +348,18 @@
           <w:tblHeader w:val="on"/>
         </w:trPr>
         <w:tc>
-          <w:tcPr/>
-          <w:p>
-            <w:pPr>
-              <w:pStyle w:val="Compact"/>
-              <w:bidi/>
-            </w:pPr>
-            <w:r>
-              <w:rPr>
+          <w:tcPr>
+            <w:shd w:val="clear" w:color="auto" w:fill="1E3A5F"/>
+          </w:tcPr>
+          <w:p>
+            <w:pPr>
+              <w:pStyle w:val="Compact"/>
+              <w:bidi/>
+            </w:pPr>
+            <w:r>
+              <w:rPr>
+                <w:b/>
+                <w:color w:val="FFFFFF"/>
                 <w:sz w:val="22"/>
                 <w:rtl/>
               </w:rPr>
@@ -355,14 +368,18 @@
           </w:p>
         </w:tc>
         <w:tc>
-          <w:tcPr/>
-          <w:p>
-            <w:pPr>
-              <w:pStyle w:val="Compact"/>
-              <w:bidi/>
-            </w:pPr>
-            <w:r>
-              <w:rPr>
+          <w:tcPr>
+            <w:shd w:val="clear" w:color="auto" w:fill="1E3A5F"/>
+          </w:tcPr>
+          <w:p>
+            <w:pPr>
+              <w:pStyle w:val="Compact"/>
+              <w:bidi/>
+            </w:pPr>
+            <w:r>
+              <w:rPr>
+                <w:b/>
+                <w:color w:val="FFFFFF"/>
                 <w:sz w:val="22"/>
                 <w:rtl/>
               </w:rPr>
@@ -371,14 +388,18 @@
           </w:p>
         </w:tc>
         <w:tc>
-          <w:tcPr/>
-          <w:p>
-            <w:pPr>
-              <w:pStyle w:val="Compact"/>
-              <w:bidi/>
-            </w:pPr>
-            <w:r>
-              <w:rPr>
+          <w:tcPr>
+            <w:shd w:val="clear" w:color="auto" w:fill="1E3A5F"/>
+          </w:tcPr>
+          <w:p>
+            <w:pPr>
+              <w:pStyle w:val="Compact"/>
+              <w:bidi/>
+            </w:pPr>
+            <w:r>
+              <w:rPr>
+                <w:b/>
+                <w:color w:val="FFFFFF"/>
                 <w:sz w:val="22"/>
                 <w:rtl/>
               </w:rPr>
@@ -387,14 +408,18 @@
           </w:p>
         </w:tc>
         <w:tc>
-          <w:tcPr/>
-          <w:p>
-            <w:pPr>
-              <w:pStyle w:val="Compact"/>
-              <w:bidi/>
-            </w:pPr>
-            <w:r>
-              <w:rPr>
+          <w:tcPr>
+            <w:shd w:val="clear" w:color="auto" w:fill="1E3A5F"/>
+          </w:tcPr>
+          <w:p>
+            <w:pPr>
+              <w:pStyle w:val="Compact"/>
+              <w:bidi/>
+            </w:pPr>
+            <w:r>
+              <w:rPr>
+                <w:b/>
+                <w:color w:val="FFFFFF"/>
                 <w:sz w:val="22"/>
                 <w:rtl/>
               </w:rPr>
@@ -403,14 +428,18 @@
           </w:p>
         </w:tc>
         <w:tc>
-          <w:tcPr/>
-          <w:p>
-            <w:pPr>
-              <w:pStyle w:val="Compact"/>
-              <w:bidi/>
-            </w:pPr>
-            <w:r>
-              <w:rPr>
+          <w:tcPr>
+            <w:shd w:val="clear" w:color="auto" w:fill="1E3A5F"/>
+          </w:tcPr>
+          <w:p>
+            <w:pPr>
+              <w:pStyle w:val="Compact"/>
+              <w:bidi/>
+            </w:pPr>
+            <w:r>
+              <w:rPr>
+                <w:b/>
+                <w:color w:val="FFFFFF"/>
                 <w:sz w:val="22"/>
                 <w:rtl/>
               </w:rPr>
@@ -547,7 +576,9 @@
       </w:tr>
       <w:tr>
         <w:tc>
-          <w:tcPr/>
+          <w:tcPr>
+            <w:shd w:val="clear" w:color="auto" w:fill="FAFCFE"/>
+          </w:tcPr>
           <w:p>
             <w:pPr>
               <w:pStyle w:val="Compact"/>
@@ -563,7 +594,9 @@
           </w:p>
         </w:tc>
         <w:tc>
-          <w:tcPr/>
+          <w:tcPr>
+            <w:shd w:val="clear" w:color="auto" w:fill="FAFCFE"/>
+          </w:tcPr>
           <w:p>
             <w:pPr>
               <w:pStyle w:val="Compact"/>
@@ -579,7 +612,9 @@
           </w:p>
         </w:tc>
         <w:tc>
-          <w:tcPr/>
+          <w:tcPr>
+            <w:shd w:val="clear" w:color="auto" w:fill="FAFCFE"/>
+          </w:tcPr>
           <w:p>
             <w:pPr>
               <w:pStyle w:val="Compact"/>
@@ -595,7 +630,9 @@
           </w:p>
         </w:tc>
         <w:tc>
-          <w:tcPr/>
+          <w:tcPr>
+            <w:shd w:val="clear" w:color="auto" w:fill="FAFCFE"/>
+          </w:tcPr>
           <w:p>
             <w:pPr>
               <w:pStyle w:val="Compact"/>
@@ -611,7 +648,9 @@
           </w:p>
         </w:tc>
         <w:tc>
-          <w:tcPr/>
+          <w:tcPr>
+            <w:shd w:val="clear" w:color="auto" w:fill="FAFCFE"/>
+          </w:tcPr>
           <w:p>
             <w:pPr>
               <w:pStyle w:val="Compact"/>
@@ -711,7 +750,9 @@
       </w:tr>
       <w:tr>
         <w:tc>
-          <w:tcPr/>
+          <w:tcPr>
+            <w:shd w:val="clear" w:color="auto" w:fill="FAFCFE"/>
+          </w:tcPr>
           <w:p>
             <w:pPr>
               <w:pStyle w:val="Compact"/>
@@ -727,7 +768,9 @@
           </w:p>
         </w:tc>
         <w:tc>
-          <w:tcPr/>
+          <w:tcPr>
+            <w:shd w:val="clear" w:color="auto" w:fill="FAFCFE"/>
+          </w:tcPr>
           <w:p>
             <w:pPr>
               <w:pStyle w:val="Compact"/>
@@ -743,7 +786,9 @@
           </w:p>
         </w:tc>
         <w:tc>
-          <w:tcPr/>
+          <w:tcPr>
+            <w:shd w:val="clear" w:color="auto" w:fill="FAFCFE"/>
+          </w:tcPr>
           <w:p>
             <w:pPr>
               <w:pStyle w:val="Compact"/>
@@ -759,7 +804,9 @@
           </w:p>
         </w:tc>
         <w:tc>
-          <w:tcPr/>
+          <w:tcPr>
+            <w:shd w:val="clear" w:color="auto" w:fill="FAFCFE"/>
+          </w:tcPr>
           <w:p>
             <w:pPr>
               <w:pStyle w:val="Compact"/>
@@ -805,7 +852,9 @@
           </w:p>
         </w:tc>
         <w:tc>
-          <w:tcPr/>
+          <w:tcPr>
+            <w:shd w:val="clear" w:color="auto" w:fill="FAFCFE"/>
+          </w:tcPr>
           <w:p>
             <w:pPr>
               <w:pStyle w:val="Compact"/>
@@ -920,7 +969,9 @@
       </w:tr>
       <w:tr>
         <w:tc>
-          <w:tcPr/>
+          <w:tcPr>
+            <w:shd w:val="clear" w:color="auto" w:fill="FAFCFE"/>
+          </w:tcPr>
           <w:p>
             <w:pPr>
               <w:pStyle w:val="Compact"/>
@@ -936,7 +987,9 @@
           </w:p>
         </w:tc>
         <w:tc>
-          <w:tcPr/>
+          <w:tcPr>
+            <w:shd w:val="clear" w:color="auto" w:fill="FAFCFE"/>
+          </w:tcPr>
           <w:p>
             <w:pPr>
               <w:pStyle w:val="Compact"/>
@@ -952,7 +1005,9 @@
           </w:p>
         </w:tc>
         <w:tc>
-          <w:tcPr/>
+          <w:tcPr>
+            <w:shd w:val="clear" w:color="auto" w:fill="FAFCFE"/>
+          </w:tcPr>
           <w:p>
             <w:pPr>
               <w:pStyle w:val="Compact"/>
@@ -968,7 +1023,9 @@
           </w:p>
         </w:tc>
         <w:tc>
-          <w:tcPr/>
+          <w:tcPr>
+            <w:shd w:val="clear" w:color="auto" w:fill="FAFCFE"/>
+          </w:tcPr>
           <w:p>
             <w:pPr>
               <w:pStyle w:val="Compact"/>
@@ -984,7 +1041,9 @@
           </w:p>
         </w:tc>
         <w:tc>
-          <w:tcPr/>
+          <w:tcPr>
+            <w:shd w:val="clear" w:color="auto" w:fill="FAFCFE"/>
+          </w:tcPr>
           <w:p>
             <w:pPr>
               <w:pStyle w:val="Compact"/>
@@ -1628,6 +1687,15 @@
         <w:tblStyle w:val="Table"/>
         <w:tblW w:type="auto" w:w="0"/>
         <w:tblLook w:firstRow="1" w:lastRow="0" w:firstColumn="0" w:lastColumn="0" w:noHBand="0" w:noVBand="0" w:val="0020"/>
+        <w:jc w:val="center"/>
+        <w:tblBorders>
+          <w:top w:val="single" w:sz="4" w:color="C9D3DE"/>
+          <w:left w:val="single" w:sz="4" w:color="C9D3DE"/>
+          <w:bottom w:val="single" w:sz="4" w:color="C9D3DE"/>
+          <w:right w:val="single" w:sz="4" w:color="C9D3DE"/>
+          <w:insideH w:val="single" w:sz="4" w:color="C9D3DE"/>
+          <w:insideV w:val="single" w:sz="4" w:color="C9D3DE"/>
+        </w:tblBorders>
         <w:bidiVisual/>
       </w:tblPr>
       <w:tblGrid>
@@ -1640,14 +1708,18 @@
           <w:tblHeader w:val="on"/>
         </w:trPr>
         <w:tc>
-          <w:tcPr/>
-          <w:p>
-            <w:pPr>
-              <w:pStyle w:val="Compact"/>
-              <w:bidi/>
-            </w:pPr>
-            <w:r>
-              <w:rPr>
+          <w:tcPr>
+            <w:shd w:val="clear" w:color="auto" w:fill="1E3A5F"/>
+          </w:tcPr>
+          <w:p>
+            <w:pPr>
+              <w:pStyle w:val="Compact"/>
+              <w:bidi/>
+            </w:pPr>
+            <w:r>
+              <w:rPr>
+                <w:b/>
+                <w:color w:val="FFFFFF"/>
                 <w:sz w:val="22"/>
                 <w:rtl/>
               </w:rPr>
@@ -1656,14 +1728,18 @@
           </w:p>
         </w:tc>
         <w:tc>
-          <w:tcPr/>
-          <w:p>
-            <w:pPr>
-              <w:pStyle w:val="Compact"/>
-              <w:bidi/>
-            </w:pPr>
-            <w:r>
-              <w:rPr>
+          <w:tcPr>
+            <w:shd w:val="clear" w:color="auto" w:fill="1E3A5F"/>
+          </w:tcPr>
+          <w:p>
+            <w:pPr>
+              <w:pStyle w:val="Compact"/>
+              <w:bidi/>
+            </w:pPr>
+            <w:r>
+              <w:rPr>
+                <w:b/>
+                <w:color w:val="FFFFFF"/>
                 <w:sz w:val="22"/>
                 <w:rtl/>
               </w:rPr>
@@ -1672,14 +1748,18 @@
           </w:p>
         </w:tc>
         <w:tc>
-          <w:tcPr/>
-          <w:p>
-            <w:pPr>
-              <w:pStyle w:val="Compact"/>
-              <w:bidi/>
-            </w:pPr>
-            <w:r>
-              <w:rPr>
+          <w:tcPr>
+            <w:shd w:val="clear" w:color="auto" w:fill="1E3A5F"/>
+          </w:tcPr>
+          <w:p>
+            <w:pPr>
+              <w:pStyle w:val="Compact"/>
+              <w:bidi/>
+            </w:pPr>
+            <w:r>
+              <w:rPr>
+                <w:b/>
+                <w:color w:val="FFFFFF"/>
                 <w:sz w:val="22"/>
                 <w:rtl/>
               </w:rPr>
@@ -1784,7 +1864,9 @@
       </w:tr>
       <w:tr>
         <w:tc>
-          <w:tcPr/>
+          <w:tcPr>
+            <w:shd w:val="clear" w:color="auto" w:fill="FAFCFE"/>
+          </w:tcPr>
           <w:p>
             <w:pPr>
               <w:pStyle w:val="Compact"/>
@@ -1815,7 +1897,9 @@
           </w:p>
         </w:tc>
         <w:tc>
-          <w:tcPr/>
+          <w:tcPr>
+            <w:shd w:val="clear" w:color="auto" w:fill="FAFCFE"/>
+          </w:tcPr>
           <w:p>
             <w:pPr>
               <w:pStyle w:val="Compact"/>
@@ -1831,7 +1915,9 @@
           </w:p>
         </w:tc>
         <w:tc>
-          <w:tcPr/>
+          <w:tcPr>
+            <w:shd w:val="clear" w:color="auto" w:fill="FAFCFE"/>
+          </w:tcPr>
           <w:p>
             <w:pPr>
               <w:pStyle w:val="Compact"/>
@@ -1901,7 +1987,9 @@
       </w:tr>
       <w:tr>
         <w:tc>
-          <w:tcPr/>
+          <w:tcPr>
+            <w:shd w:val="clear" w:color="auto" w:fill="FAFCFE"/>
+          </w:tcPr>
           <w:p>
             <w:pPr>
               <w:pStyle w:val="Compact"/>
@@ -1932,7 +2020,9 @@
           </w:p>
         </w:tc>
         <w:tc>
-          <w:tcPr/>
+          <w:tcPr>
+            <w:shd w:val="clear" w:color="auto" w:fill="FAFCFE"/>
+          </w:tcPr>
           <w:p>
             <w:pPr>
               <w:pStyle w:val="Compact"/>
@@ -1948,7 +2038,9 @@
           </w:p>
         </w:tc>
         <w:tc>
-          <w:tcPr/>
+          <w:tcPr>
+            <w:shd w:val="clear" w:color="auto" w:fill="FAFCFE"/>
+          </w:tcPr>
           <w:p>
             <w:pPr>
               <w:pStyle w:val="Compact"/>
@@ -2400,6 +2492,15 @@
         <w:tblStyle w:val="Table"/>
         <w:tblW w:type="auto" w:w="0"/>
         <w:tblLook w:firstRow="1" w:lastRow="0" w:firstColumn="0" w:lastColumn="0" w:noHBand="0" w:noVBand="0" w:val="0020"/>
+        <w:jc w:val="center"/>
+        <w:tblBorders>
+          <w:top w:val="single" w:sz="4" w:color="C9D3DE"/>
+          <w:left w:val="single" w:sz="4" w:color="C9D3DE"/>
+          <w:bottom w:val="single" w:sz="4" w:color="C9D3DE"/>
+          <w:right w:val="single" w:sz="4" w:color="C9D3DE"/>
+          <w:insideH w:val="single" w:sz="4" w:color="C9D3DE"/>
+          <w:insideV w:val="single" w:sz="4" w:color="C9D3DE"/>
+        </w:tblBorders>
         <w:bidiVisual/>
       </w:tblPr>
       <w:tblGrid>
@@ -2412,14 +2513,18 @@
           <w:tblHeader w:val="on"/>
         </w:trPr>
         <w:tc>
-          <w:tcPr/>
-          <w:p>
-            <w:pPr>
-              <w:pStyle w:val="Compact"/>
-              <w:bidi/>
-            </w:pPr>
-            <w:r>
-              <w:rPr>
+          <w:tcPr>
+            <w:shd w:val="clear" w:color="auto" w:fill="1E3A5F"/>
+          </w:tcPr>
+          <w:p>
+            <w:pPr>
+              <w:pStyle w:val="Compact"/>
+              <w:bidi/>
+            </w:pPr>
+            <w:r>
+              <w:rPr>
+                <w:b/>
+                <w:color w:val="FFFFFF"/>
                 <w:sz w:val="22"/>
                 <w:rtl/>
               </w:rPr>
@@ -2428,14 +2533,18 @@
           </w:p>
         </w:tc>
         <w:tc>
-          <w:tcPr/>
-          <w:p>
-            <w:pPr>
-              <w:pStyle w:val="Compact"/>
-              <w:bidi/>
-            </w:pPr>
-            <w:r>
-              <w:rPr>
+          <w:tcPr>
+            <w:shd w:val="clear" w:color="auto" w:fill="1E3A5F"/>
+          </w:tcPr>
+          <w:p>
+            <w:pPr>
+              <w:pStyle w:val="Compact"/>
+              <w:bidi/>
+            </w:pPr>
+            <w:r>
+              <w:rPr>
+                <w:b/>
+                <w:color w:val="FFFFFF"/>
                 <w:sz w:val="22"/>
                 <w:rtl/>
               </w:rPr>
@@ -2444,14 +2553,18 @@
           </w:p>
         </w:tc>
         <w:tc>
-          <w:tcPr/>
-          <w:p>
-            <w:pPr>
-              <w:pStyle w:val="Compact"/>
-              <w:bidi/>
-            </w:pPr>
-            <w:r>
-              <w:rPr>
+          <w:tcPr>
+            <w:shd w:val="clear" w:color="auto" w:fill="1E3A5F"/>
+          </w:tcPr>
+          <w:p>
+            <w:pPr>
+              <w:pStyle w:val="Compact"/>
+              <w:bidi/>
+            </w:pPr>
+            <w:r>
+              <w:rPr>
+                <w:b/>
+                <w:color w:val="FFFFFF"/>
                 <w:sz w:val="22"/>
                 <w:rtl/>
               </w:rPr>
@@ -2541,7 +2654,9 @@
       </w:tr>
       <w:tr>
         <w:tc>
-          <w:tcPr/>
+          <w:tcPr>
+            <w:shd w:val="clear" w:color="auto" w:fill="FAFCFE"/>
+          </w:tcPr>
           <w:p>
             <w:pPr>
               <w:pStyle w:val="Compact"/>
@@ -2557,7 +2672,9 @@
           </w:p>
         </w:tc>
         <w:tc>
-          <w:tcPr/>
+          <w:tcPr>
+            <w:shd w:val="clear" w:color="auto" w:fill="FAFCFE"/>
+          </w:tcPr>
           <w:p>
             <w:pPr>
               <w:pStyle w:val="Compact"/>
@@ -2573,7 +2690,9 @@
           </w:p>
         </w:tc>
         <w:tc>
-          <w:tcPr/>
+          <w:tcPr>
+            <w:shd w:val="clear" w:color="auto" w:fill="FAFCFE"/>
+          </w:tcPr>
           <w:p>
             <w:pPr>
               <w:pStyle w:val="Compact"/>
@@ -3570,6 +3689,15 @@
         <w:tblStyle w:val="Table"/>
         <w:tblW w:type="auto" w:w="0"/>
         <w:tblLook w:firstRow="1" w:lastRow="0" w:firstColumn="0" w:lastColumn="0" w:noHBand="0" w:noVBand="0" w:val="0020"/>
+        <w:jc w:val="center"/>
+        <w:tblBorders>
+          <w:top w:val="single" w:sz="4" w:color="C9D3DE"/>
+          <w:left w:val="single" w:sz="4" w:color="C9D3DE"/>
+          <w:bottom w:val="single" w:sz="4" w:color="C9D3DE"/>
+          <w:right w:val="single" w:sz="4" w:color="C9D3DE"/>
+          <w:insideH w:val="single" w:sz="4" w:color="C9D3DE"/>
+          <w:insideV w:val="single" w:sz="4" w:color="C9D3DE"/>
+        </w:tblBorders>
         <w:bidiVisual/>
       </w:tblPr>
       <w:tblGrid>
@@ -3581,14 +3709,18 @@
           <w:tblHeader w:val="on"/>
         </w:trPr>
         <w:tc>
-          <w:tcPr/>
-          <w:p>
-            <w:pPr>
-              <w:pStyle w:val="Compact"/>
-              <w:bidi/>
-            </w:pPr>
-            <w:r>
-              <w:rPr>
+          <w:tcPr>
+            <w:shd w:val="clear" w:color="auto" w:fill="1E3A5F"/>
+          </w:tcPr>
+          <w:p>
+            <w:pPr>
+              <w:pStyle w:val="Compact"/>
+              <w:bidi/>
+            </w:pPr>
+            <w:r>
+              <w:rPr>
+                <w:b/>
+                <w:color w:val="FFFFFF"/>
                 <w:sz w:val="22"/>
                 <w:rtl/>
               </w:rPr>
@@ -3597,14 +3729,18 @@
           </w:p>
         </w:tc>
         <w:tc>
-          <w:tcPr/>
-          <w:p>
-            <w:pPr>
-              <w:pStyle w:val="Compact"/>
-              <w:bidi/>
-            </w:pPr>
-            <w:r>
-              <w:rPr>
+          <w:tcPr>
+            <w:shd w:val="clear" w:color="auto" w:fill="1E3A5F"/>
+          </w:tcPr>
+          <w:p>
+            <w:pPr>
+              <w:pStyle w:val="Compact"/>
+              <w:bidi/>
+            </w:pPr>
+            <w:r>
+              <w:rPr>
+                <w:b/>
+                <w:color w:val="FFFFFF"/>
                 <w:sz w:val="22"/>
                 <w:rtl/>
               </w:rPr>
@@ -3708,7 +3844,9 @@
       </w:tr>
       <w:tr>
         <w:tc>
-          <w:tcPr/>
+          <w:tcPr>
+            <w:shd w:val="clear" w:color="auto" w:fill="FAFCFE"/>
+          </w:tcPr>
           <w:p>
             <w:pPr>
               <w:pStyle w:val="Compact"/>
@@ -3724,7 +3862,9 @@
           </w:p>
         </w:tc>
         <w:tc>
-          <w:tcPr/>
+          <w:tcPr>
+            <w:shd w:val="clear" w:color="auto" w:fill="FAFCFE"/>
+          </w:tcPr>
           <w:p>
             <w:pPr>
               <w:pStyle w:val="Compact"/>
@@ -4151,6 +4291,15 @@
         <w:tblStyle w:val="Table"/>
         <w:tblW w:type="auto" w:w="0"/>
         <w:tblLook w:firstRow="1" w:lastRow="0" w:firstColumn="0" w:lastColumn="0" w:noHBand="0" w:noVBand="0" w:val="0020"/>
+        <w:jc w:val="center"/>
+        <w:tblBorders>
+          <w:top w:val="single" w:sz="4" w:color="C9D3DE"/>
+          <w:left w:val="single" w:sz="4" w:color="C9D3DE"/>
+          <w:bottom w:val="single" w:sz="4" w:color="C9D3DE"/>
+          <w:right w:val="single" w:sz="4" w:color="C9D3DE"/>
+          <w:insideH w:val="single" w:sz="4" w:color="C9D3DE"/>
+          <w:insideV w:val="single" w:sz="4" w:color="C9D3DE"/>
+        </w:tblBorders>
         <w:bidiVisual/>
       </w:tblPr>
       <w:tblGrid>
@@ -4164,14 +4313,18 @@
           <w:tblHeader w:val="on"/>
         </w:trPr>
         <w:tc>
-          <w:tcPr/>
-          <w:p>
-            <w:pPr>
-              <w:pStyle w:val="Compact"/>
-              <w:bidi/>
-            </w:pPr>
-            <w:r>
-              <w:rPr>
+          <w:tcPr>
+            <w:shd w:val="clear" w:color="auto" w:fill="1E3A5F"/>
+          </w:tcPr>
+          <w:p>
+            <w:pPr>
+              <w:pStyle w:val="Compact"/>
+              <w:bidi/>
+            </w:pPr>
+            <w:r>
+              <w:rPr>
+                <w:b/>
+                <w:color w:val="FFFFFF"/>
                 <w:sz w:val="22"/>
                 <w:rtl/>
               </w:rPr>
@@ -4180,14 +4333,18 @@
           </w:p>
         </w:tc>
         <w:tc>
-          <w:tcPr/>
-          <w:p>
-            <w:pPr>
-              <w:pStyle w:val="Compact"/>
-              <w:bidi/>
-            </w:pPr>
-            <w:r>
-              <w:rPr>
+          <w:tcPr>
+            <w:shd w:val="clear" w:color="auto" w:fill="1E3A5F"/>
+          </w:tcPr>
+          <w:p>
+            <w:pPr>
+              <w:pStyle w:val="Compact"/>
+              <w:bidi/>
+            </w:pPr>
+            <w:r>
+              <w:rPr>
+                <w:b/>
+                <w:color w:val="FFFFFF"/>
                 <w:sz w:val="22"/>
                 <w:rtl/>
               </w:rPr>
@@ -4196,14 +4353,18 @@
           </w:p>
         </w:tc>
         <w:tc>
-          <w:tcPr/>
-          <w:p>
-            <w:pPr>
-              <w:pStyle w:val="Compact"/>
-              <w:bidi/>
-            </w:pPr>
-            <w:r>
-              <w:rPr>
+          <w:tcPr>
+            <w:shd w:val="clear" w:color="auto" w:fill="1E3A5F"/>
+          </w:tcPr>
+          <w:p>
+            <w:pPr>
+              <w:pStyle w:val="Compact"/>
+              <w:bidi/>
+            </w:pPr>
+            <w:r>
+              <w:rPr>
+                <w:b/>
+                <w:color w:val="FFFFFF"/>
                 <w:sz w:val="22"/>
                 <w:rtl/>
               </w:rPr>
@@ -4212,14 +4373,18 @@
           </w:p>
         </w:tc>
         <w:tc>
-          <w:tcPr/>
-          <w:p>
-            <w:pPr>
-              <w:pStyle w:val="Compact"/>
-              <w:bidi/>
-            </w:pPr>
-            <w:r>
-              <w:rPr>
+          <w:tcPr>
+            <w:shd w:val="clear" w:color="auto" w:fill="1E3A5F"/>
+          </w:tcPr>
+          <w:p>
+            <w:pPr>
+              <w:pStyle w:val="Compact"/>
+              <w:bidi/>
+            </w:pPr>
+            <w:r>
+              <w:rPr>
+                <w:b/>
+                <w:color w:val="FFFFFF"/>
                 <w:sz w:val="22"/>
                 <w:rtl/>
               </w:rPr>
@@ -4312,7 +4477,9 @@
       </w:tr>
       <w:tr>
         <w:tc>
-          <w:tcPr/>
+          <w:tcPr>
+            <w:shd w:val="clear" w:color="auto" w:fill="FAFCFE"/>
+          </w:tcPr>
           <w:p>
             <w:pPr>
               <w:pStyle w:val="Compact"/>
@@ -4328,7 +4495,9 @@
           </w:p>
         </w:tc>
         <w:tc>
-          <w:tcPr/>
+          <w:tcPr>
+            <w:shd w:val="clear" w:color="auto" w:fill="FAFCFE"/>
+          </w:tcPr>
           <w:p>
             <w:pPr>
               <w:pStyle w:val="Compact"/>
@@ -4345,7 +4514,9 @@
           </w:p>
         </w:tc>
         <w:tc>
-          <w:tcPr/>
+          <w:tcPr>
+            <w:shd w:val="clear" w:color="auto" w:fill="FAFCFE"/>
+          </w:tcPr>
           <w:p>
             <w:pPr>
               <w:pStyle w:val="Compact"/>
@@ -4376,7 +4547,9 @@
           </w:p>
         </w:tc>
         <w:tc>
-          <w:tcPr/>
+          <w:tcPr>
+            <w:shd w:val="clear" w:color="auto" w:fill="FAFCFE"/>
+          </w:tcPr>
           <w:p>
             <w:pPr>
               <w:pStyle w:val="Compact"/>
@@ -4461,7 +4634,9 @@
       </w:tr>
       <w:tr>
         <w:tc>
-          <w:tcPr/>
+          <w:tcPr>
+            <w:shd w:val="clear" w:color="auto" w:fill="FAFCFE"/>
+          </w:tcPr>
           <w:p>
             <w:pPr>
               <w:pStyle w:val="Compact"/>
@@ -4477,7 +4652,9 @@
           </w:p>
         </w:tc>
         <w:tc>
-          <w:tcPr/>
+          <w:tcPr>
+            <w:shd w:val="clear" w:color="auto" w:fill="FAFCFE"/>
+          </w:tcPr>
           <w:p>
             <w:pPr>
               <w:pStyle w:val="Compact"/>
@@ -4494,7 +4671,9 @@
           </w:p>
         </w:tc>
         <w:tc>
-          <w:tcPr/>
+          <w:tcPr>
+            <w:shd w:val="clear" w:color="auto" w:fill="FAFCFE"/>
+          </w:tcPr>
           <w:p>
             <w:pPr>
               <w:pStyle w:val="Compact"/>
@@ -4539,7 +4718,9 @@
           </w:p>
         </w:tc>
         <w:tc>
-          <w:tcPr/>
+          <w:tcPr>
+            <w:shd w:val="clear" w:color="auto" w:fill="FAFCFE"/>
+          </w:tcPr>
           <w:p>
             <w:pPr>
               <w:pStyle w:val="Compact"/>
@@ -4919,6 +5100,15 @@
         <w:tblStyle w:val="Table"/>
         <w:tblW w:type="auto" w:w="0"/>
         <w:tblLook w:firstRow="1" w:lastRow="0" w:firstColumn="0" w:lastColumn="0" w:noHBand="0" w:noVBand="0" w:val="0020"/>
+        <w:jc w:val="center"/>
+        <w:tblBorders>
+          <w:top w:val="single" w:sz="4" w:color="C9D3DE"/>
+          <w:left w:val="single" w:sz="4" w:color="C9D3DE"/>
+          <w:bottom w:val="single" w:sz="4" w:color="C9D3DE"/>
+          <w:right w:val="single" w:sz="4" w:color="C9D3DE"/>
+          <w:insideH w:val="single" w:sz="4" w:color="C9D3DE"/>
+          <w:insideV w:val="single" w:sz="4" w:color="C9D3DE"/>
+        </w:tblBorders>
         <w:bidiVisual/>
       </w:tblPr>
       <w:tblGrid>
@@ -4931,14 +5121,18 @@
           <w:tblHeader w:val="on"/>
         </w:trPr>
         <w:tc>
-          <w:tcPr/>
-          <w:p>
-            <w:pPr>
-              <w:pStyle w:val="Compact"/>
-              <w:bidi/>
-            </w:pPr>
-            <w:r>
-              <w:rPr>
+          <w:tcPr>
+            <w:shd w:val="clear" w:color="auto" w:fill="1E3A5F"/>
+          </w:tcPr>
+          <w:p>
+            <w:pPr>
+              <w:pStyle w:val="Compact"/>
+              <w:bidi/>
+            </w:pPr>
+            <w:r>
+              <w:rPr>
+                <w:b/>
+                <w:color w:val="FFFFFF"/>
                 <w:sz w:val="22"/>
                 <w:rtl/>
               </w:rPr>
@@ -4947,14 +5141,18 @@
           </w:p>
         </w:tc>
         <w:tc>
-          <w:tcPr/>
-          <w:p>
-            <w:pPr>
-              <w:pStyle w:val="Compact"/>
-              <w:bidi/>
-            </w:pPr>
-            <w:r>
-              <w:rPr>
+          <w:tcPr>
+            <w:shd w:val="clear" w:color="auto" w:fill="1E3A5F"/>
+          </w:tcPr>
+          <w:p>
+            <w:pPr>
+              <w:pStyle w:val="Compact"/>
+              <w:bidi/>
+            </w:pPr>
+            <w:r>
+              <w:rPr>
+                <w:b/>
+                <w:color w:val="FFFFFF"/>
                 <w:sz w:val="22"/>
                 <w:rtl/>
               </w:rPr>
@@ -4963,14 +5161,18 @@
           </w:p>
         </w:tc>
         <w:tc>
-          <w:tcPr/>
-          <w:p>
-            <w:pPr>
-              <w:pStyle w:val="Compact"/>
-              <w:bidi/>
-            </w:pPr>
-            <w:r>
-              <w:rPr>
+          <w:tcPr>
+            <w:shd w:val="clear" w:color="auto" w:fill="1E3A5F"/>
+          </w:tcPr>
+          <w:p>
+            <w:pPr>
+              <w:pStyle w:val="Compact"/>
+              <w:bidi/>
+            </w:pPr>
+            <w:r>
+              <w:rPr>
+                <w:b/>
+                <w:color w:val="FFFFFF"/>
                 <w:sz w:val="22"/>
                 <w:rtl/>
               </w:rPr>
@@ -5060,7 +5262,9 @@
       </w:tr>
       <w:tr>
         <w:tc>
-          <w:tcPr/>
+          <w:tcPr>
+            <w:shd w:val="clear" w:color="auto" w:fill="FAFCFE"/>
+          </w:tcPr>
           <w:p>
             <w:pPr>
               <w:pStyle w:val="Compact"/>
@@ -5105,7 +5309,9 @@
           </w:p>
         </w:tc>
         <w:tc>
-          <w:tcPr/>
+          <w:tcPr>
+            <w:shd w:val="clear" w:color="auto" w:fill="FAFCFE"/>
+          </w:tcPr>
           <w:p>
             <w:pPr>
               <w:pStyle w:val="Compact"/>
@@ -5121,7 +5327,9 @@
           </w:p>
         </w:tc>
         <w:tc>
-          <w:tcPr/>
+          <w:tcPr>
+            <w:shd w:val="clear" w:color="auto" w:fill="FAFCFE"/>
+          </w:tcPr>
           <w:p>
             <w:pPr>
               <w:pStyle w:val="Compact"/>
@@ -5219,7 +5427,9 @@
       </w:tr>
       <w:tr>
         <w:tc>
-          <w:tcPr/>
+          <w:tcPr>
+            <w:shd w:val="clear" w:color="auto" w:fill="FAFCFE"/>
+          </w:tcPr>
           <w:p>
             <w:pPr>
               <w:pStyle w:val="Compact"/>
@@ -5250,7 +5460,9 @@
           </w:p>
         </w:tc>
         <w:tc>
-          <w:tcPr/>
+          <w:tcPr>
+            <w:shd w:val="clear" w:color="auto" w:fill="FAFCFE"/>
+          </w:tcPr>
           <w:p>
             <w:pPr>
               <w:pStyle w:val="Compact"/>
@@ -5266,7 +5478,9 @@
           </w:p>
         </w:tc>
         <w:tc>
-          <w:tcPr/>
+          <w:tcPr>
+            <w:shd w:val="clear" w:color="auto" w:fill="FAFCFE"/>
+          </w:tcPr>
           <w:p>
             <w:pPr>
               <w:pStyle w:val="Compact"/>
@@ -7075,6 +7289,15 @@
         <w:tblStyle w:val="Table"/>
         <w:tblW w:type="auto" w:w="0"/>
         <w:tblLook w:firstRow="1" w:lastRow="0" w:firstColumn="0" w:lastColumn="0" w:noHBand="0" w:noVBand="0" w:val="0020"/>
+        <w:jc w:val="center"/>
+        <w:tblBorders>
+          <w:top w:val="single" w:sz="4" w:color="C9D3DE"/>
+          <w:left w:val="single" w:sz="4" w:color="C9D3DE"/>
+          <w:bottom w:val="single" w:sz="4" w:color="C9D3DE"/>
+          <w:right w:val="single" w:sz="4" w:color="C9D3DE"/>
+          <w:insideH w:val="single" w:sz="4" w:color="C9D3DE"/>
+          <w:insideV w:val="single" w:sz="4" w:color="C9D3DE"/>
+        </w:tblBorders>
         <w:bidiVisual/>
       </w:tblPr>
       <w:tblGrid>
@@ -7094,14 +7317,18 @@
           <w:tblHeader w:val="on"/>
         </w:trPr>
         <w:tc>
-          <w:tcPr/>
-          <w:p>
-            <w:pPr>
-              <w:pStyle w:val="Compact"/>
-              <w:bidi/>
-            </w:pPr>
-            <w:r>
-              <w:rPr>
+          <w:tcPr>
+            <w:shd w:val="clear" w:color="auto" w:fill="1E3A5F"/>
+          </w:tcPr>
+          <w:p>
+            <w:pPr>
+              <w:pStyle w:val="Compact"/>
+              <w:bidi/>
+            </w:pPr>
+            <w:r>
+              <w:rPr>
+                <w:b/>
+                <w:color w:val="FFFFFF"/>
                 <w:sz w:val="22"/>
                 <w:rtl/>
               </w:rPr>
@@ -7110,14 +7337,18 @@
           </w:p>
         </w:tc>
         <w:tc>
-          <w:tcPr/>
-          <w:p>
-            <w:pPr>
-              <w:pStyle w:val="Compact"/>
-              <w:bidi/>
-            </w:pPr>
-            <w:r>
-              <w:rPr>
+          <w:tcPr>
+            <w:shd w:val="clear" w:color="auto" w:fill="1E3A5F"/>
+          </w:tcPr>
+          <w:p>
+            <w:pPr>
+              <w:pStyle w:val="Compact"/>
+              <w:bidi/>
+            </w:pPr>
+            <w:r>
+              <w:rPr>
+                <w:b/>
+                <w:color w:val="FFFFFF"/>
                 <w:sz w:val="22"/>
                 <w:rtl/>
               </w:rPr>
@@ -7126,14 +7357,18 @@
           </w:p>
         </w:tc>
         <w:tc>
-          <w:tcPr/>
-          <w:p>
-            <w:pPr>
-              <w:pStyle w:val="Compact"/>
-              <w:bidi/>
-            </w:pPr>
-            <w:r>
-              <w:rPr>
+          <w:tcPr>
+            <w:shd w:val="clear" w:color="auto" w:fill="1E3A5F"/>
+          </w:tcPr>
+          <w:p>
+            <w:pPr>
+              <w:pStyle w:val="Compact"/>
+              <w:bidi/>
+            </w:pPr>
+            <w:r>
+              <w:rPr>
+                <w:b/>
+                <w:color w:val="FFFFFF"/>
                 <w:sz w:val="22"/>
                 <w:rtl/>
               </w:rPr>
@@ -7142,14 +7377,18 @@
           </w:p>
         </w:tc>
         <w:tc>
-          <w:tcPr/>
-          <w:p>
-            <w:pPr>
-              <w:pStyle w:val="Compact"/>
-              <w:bidi/>
-            </w:pPr>
-            <w:r>
-              <w:rPr>
+          <w:tcPr>
+            <w:shd w:val="clear" w:color="auto" w:fill="1E3A5F"/>
+          </w:tcPr>
+          <w:p>
+            <w:pPr>
+              <w:pStyle w:val="Compact"/>
+              <w:bidi/>
+            </w:pPr>
+            <w:r>
+              <w:rPr>
+                <w:b/>
+                <w:color w:val="FFFFFF"/>
                 <w:sz w:val="22"/>
                 <w:rtl/>
               </w:rPr>
@@ -7158,14 +7397,18 @@
           </w:p>
         </w:tc>
         <w:tc>
-          <w:tcPr/>
-          <w:p>
-            <w:pPr>
-              <w:pStyle w:val="Compact"/>
-              <w:bidi/>
-            </w:pPr>
-            <w:r>
-              <w:rPr>
+          <w:tcPr>
+            <w:shd w:val="clear" w:color="auto" w:fill="1E3A5F"/>
+          </w:tcPr>
+          <w:p>
+            <w:pPr>
+              <w:pStyle w:val="Compact"/>
+              <w:bidi/>
+            </w:pPr>
+            <w:r>
+              <w:rPr>
+                <w:b/>
+                <w:color w:val="FFFFFF"/>
                 <w:sz w:val="22"/>
                 <w:rtl/>
               </w:rPr>
@@ -7174,14 +7417,18 @@
           </w:p>
         </w:tc>
         <w:tc>
-          <w:tcPr/>
-          <w:p>
-            <w:pPr>
-              <w:pStyle w:val="Compact"/>
-              <w:bidi/>
-            </w:pPr>
-            <w:r>
-              <w:rPr>
+          <w:tcPr>
+            <w:shd w:val="clear" w:color="auto" w:fill="1E3A5F"/>
+          </w:tcPr>
+          <w:p>
+            <w:pPr>
+              <w:pStyle w:val="Compact"/>
+              <w:bidi/>
+            </w:pPr>
+            <w:r>
+              <w:rPr>
+                <w:b/>
+                <w:color w:val="FFFFFF"/>
                 <w:sz w:val="22"/>
                 <w:rtl/>
               </w:rPr>
@@ -7190,14 +7437,18 @@
           </w:p>
         </w:tc>
         <w:tc>
-          <w:tcPr/>
-          <w:p>
-            <w:pPr>
-              <w:pStyle w:val="Compact"/>
-              <w:bidi/>
-            </w:pPr>
-            <w:r>
-              <w:rPr>
+          <w:tcPr>
+            <w:shd w:val="clear" w:color="auto" w:fill="1E3A5F"/>
+          </w:tcPr>
+          <w:p>
+            <w:pPr>
+              <w:pStyle w:val="Compact"/>
+              <w:bidi/>
+            </w:pPr>
+            <w:r>
+              <w:rPr>
+                <w:b/>
+                <w:color w:val="FFFFFF"/>
                 <w:sz w:val="22"/>
                 <w:rtl/>
               </w:rPr>
@@ -7206,14 +7457,18 @@
           </w:p>
         </w:tc>
         <w:tc>
-          <w:tcPr/>
-          <w:p>
-            <w:pPr>
-              <w:pStyle w:val="Compact"/>
-              <w:bidi/>
-            </w:pPr>
-            <w:r>
-              <w:rPr>
+          <w:tcPr>
+            <w:shd w:val="clear" w:color="auto" w:fill="1E3A5F"/>
+          </w:tcPr>
+          <w:p>
+            <w:pPr>
+              <w:pStyle w:val="Compact"/>
+              <w:bidi/>
+            </w:pPr>
+            <w:r>
+              <w:rPr>
+                <w:b/>
+                <w:color w:val="FFFFFF"/>
                 <w:sz w:val="22"/>
                 <w:rtl/>
               </w:rPr>
@@ -7222,14 +7477,18 @@
           </w:p>
         </w:tc>
         <w:tc>
-          <w:tcPr/>
-          <w:p>
-            <w:pPr>
-              <w:pStyle w:val="Compact"/>
-              <w:bidi/>
-            </w:pPr>
-            <w:r>
-              <w:rPr>
+          <w:tcPr>
+            <w:shd w:val="clear" w:color="auto" w:fill="1E3A5F"/>
+          </w:tcPr>
+          <w:p>
+            <w:pPr>
+              <w:pStyle w:val="Compact"/>
+              <w:bidi/>
+            </w:pPr>
+            <w:r>
+              <w:rPr>
+                <w:b/>
+                <w:color w:val="FFFFFF"/>
                 <w:sz w:val="22"/>
                 <w:rtl/>
               </w:rPr>
@@ -7238,14 +7497,18 @@
           </w:p>
         </w:tc>
         <w:tc>
-          <w:tcPr/>
-          <w:p>
-            <w:pPr>
-              <w:pStyle w:val="Compact"/>
-              <w:bidi/>
-            </w:pPr>
-            <w:r>
-              <w:rPr>
+          <w:tcPr>
+            <w:shd w:val="clear" w:color="auto" w:fill="1E3A5F"/>
+          </w:tcPr>
+          <w:p>
+            <w:pPr>
+              <w:pStyle w:val="Compact"/>
+              <w:bidi/>
+            </w:pPr>
+            <w:r>
+              <w:rPr>
+                <w:b/>
+                <w:color w:val="FFFFFF"/>
                 <w:sz w:val="22"/>
                 <w:rtl/>
               </w:rPr>
@@ -7348,88 +7611,108 @@
       </w:tr>
       <w:tr>
         <w:tc>
-          <w:tcPr/>
-          <w:p>
-            <w:pPr>
-              <w:pStyle w:val="Compact"/>
-              <w:bidi/>
-            </w:pPr>
-          </w:p>
-        </w:tc>
-        <w:tc>
-          <w:tcPr/>
-          <w:p>
-            <w:pPr>
-              <w:pStyle w:val="Compact"/>
-              <w:bidi/>
-            </w:pPr>
-          </w:p>
-        </w:tc>
-        <w:tc>
-          <w:tcPr/>
-          <w:p>
-            <w:pPr>
-              <w:pStyle w:val="Compact"/>
-              <w:bidi/>
-            </w:pPr>
-          </w:p>
-        </w:tc>
-        <w:tc>
-          <w:tcPr/>
-          <w:p>
-            <w:pPr>
-              <w:pStyle w:val="Compact"/>
-              <w:bidi/>
-            </w:pPr>
-          </w:p>
-        </w:tc>
-        <w:tc>
-          <w:tcPr/>
-          <w:p>
-            <w:pPr>
-              <w:pStyle w:val="Compact"/>
-              <w:bidi/>
-            </w:pPr>
-          </w:p>
-        </w:tc>
-        <w:tc>
-          <w:tcPr/>
-          <w:p>
-            <w:pPr>
-              <w:pStyle w:val="Compact"/>
-              <w:bidi/>
-            </w:pPr>
-          </w:p>
-        </w:tc>
-        <w:tc>
-          <w:tcPr/>
-          <w:p>
-            <w:pPr>
-              <w:pStyle w:val="Compact"/>
-              <w:bidi/>
-            </w:pPr>
-          </w:p>
-        </w:tc>
-        <w:tc>
-          <w:tcPr/>
-          <w:p>
-            <w:pPr>
-              <w:pStyle w:val="Compact"/>
-              <w:bidi/>
-            </w:pPr>
-          </w:p>
-        </w:tc>
-        <w:tc>
-          <w:tcPr/>
-          <w:p>
-            <w:pPr>
-              <w:pStyle w:val="Compact"/>
-              <w:bidi/>
-            </w:pPr>
-          </w:p>
-        </w:tc>
-        <w:tc>
-          <w:tcPr/>
+          <w:tcPr>
+            <w:shd w:val="clear" w:color="auto" w:fill="FAFCFE"/>
+          </w:tcPr>
+          <w:p>
+            <w:pPr>
+              <w:pStyle w:val="Compact"/>
+              <w:bidi/>
+            </w:pPr>
+          </w:p>
+        </w:tc>
+        <w:tc>
+          <w:tcPr>
+            <w:shd w:val="clear" w:color="auto" w:fill="FAFCFE"/>
+          </w:tcPr>
+          <w:p>
+            <w:pPr>
+              <w:pStyle w:val="Compact"/>
+              <w:bidi/>
+            </w:pPr>
+          </w:p>
+        </w:tc>
+        <w:tc>
+          <w:tcPr>
+            <w:shd w:val="clear" w:color="auto" w:fill="FAFCFE"/>
+          </w:tcPr>
+          <w:p>
+            <w:pPr>
+              <w:pStyle w:val="Compact"/>
+              <w:bidi/>
+            </w:pPr>
+          </w:p>
+        </w:tc>
+        <w:tc>
+          <w:tcPr>
+            <w:shd w:val="clear" w:color="auto" w:fill="FAFCFE"/>
+          </w:tcPr>
+          <w:p>
+            <w:pPr>
+              <w:pStyle w:val="Compact"/>
+              <w:bidi/>
+            </w:pPr>
+          </w:p>
+        </w:tc>
+        <w:tc>
+          <w:tcPr>
+            <w:shd w:val="clear" w:color="auto" w:fill="FAFCFE"/>
+          </w:tcPr>
+          <w:p>
+            <w:pPr>
+              <w:pStyle w:val="Compact"/>
+              <w:bidi/>
+            </w:pPr>
+          </w:p>
+        </w:tc>
+        <w:tc>
+          <w:tcPr>
+            <w:shd w:val="clear" w:color="auto" w:fill="FAFCFE"/>
+          </w:tcPr>
+          <w:p>
+            <w:pPr>
+              <w:pStyle w:val="Compact"/>
+              <w:bidi/>
+            </w:pPr>
+          </w:p>
+        </w:tc>
+        <w:tc>
+          <w:tcPr>
+            <w:shd w:val="clear" w:color="auto" w:fill="FAFCFE"/>
+          </w:tcPr>
+          <w:p>
+            <w:pPr>
+              <w:pStyle w:val="Compact"/>
+              <w:bidi/>
+            </w:pPr>
+          </w:p>
+        </w:tc>
+        <w:tc>
+          <w:tcPr>
+            <w:shd w:val="clear" w:color="auto" w:fill="FAFCFE"/>
+          </w:tcPr>
+          <w:p>
+            <w:pPr>
+              <w:pStyle w:val="Compact"/>
+              <w:bidi/>
+            </w:pPr>
+          </w:p>
+        </w:tc>
+        <w:tc>
+          <w:tcPr>
+            <w:shd w:val="clear" w:color="auto" w:fill="FAFCFE"/>
+          </w:tcPr>
+          <w:p>
+            <w:pPr>
+              <w:pStyle w:val="Compact"/>
+              <w:bidi/>
+            </w:pPr>
+          </w:p>
+        </w:tc>
+        <w:tc>
+          <w:tcPr>
+            <w:shd w:val="clear" w:color="auto" w:fill="FAFCFE"/>
+          </w:tcPr>
           <w:p>
             <w:pPr>
               <w:pStyle w:val="Compact"/>
